--- a/vbhc-vn/skills/vbhc-vn/examples/ubnd/cong-van-ubnd-tinh-chi-dao.docx
+++ b/vbhc-vn/skills/vbhc-vn/examples/ubnd/cong-van-ubnd-tinh-chi-dao.docx
@@ -375,7 +375,7 @@
                 <w:szCs w:val="27"/>
                 <w:lang w:val="nl-NL"/>
               </w:rPr>
-              <w:t>Độc lập - Tự do - Hạnh phúc</w:t>
+              <w:t>Độc lập – Tự do – Hạnh phúc</w:t>
             </w:r>
           </w:p>
           <w:p>
